--- a/tillsyn/A 27557-2025 tillsynsbegäran.docx
+++ b/tillsyn/A 27557-2025 tillsynsbegäran.docx
@@ -1350,7 +1350,7 @@
     <w:r>
       <w:tab/>
       <w:tab/>
-      <w:t>2026-09-14</w:t>
+      <w:t>2026-09-15</w:t>
       <w:br/>
       <w:br/>
     </w:r>

--- a/tillsyn/A 27557-2025 tillsynsbegäran.docx
+++ b/tillsyn/A 27557-2025 tillsynsbegäran.docx
@@ -1350,7 +1350,7 @@
     <w:r>
       <w:tab/>
       <w:tab/>
-      <w:t>2026-09-15</w:t>
+      <w:t>2026-09-16</w:t>
       <w:br/>
       <w:br/>
     </w:r>

--- a/tillsyn/A 27557-2025 tillsynsbegäran.docx
+++ b/tillsyn/A 27557-2025 tillsynsbegäran.docx
@@ -1350,7 +1350,7 @@
     <w:r>
       <w:tab/>
       <w:tab/>
-      <w:t>2026-09-16</w:t>
+      <w:t>2026-09-17</w:t>
       <w:br/>
       <w:br/>
     </w:r>

--- a/tillsyn/A 27557-2025 tillsynsbegäran.docx
+++ b/tillsyn/A 27557-2025 tillsynsbegäran.docx
@@ -1350,7 +1350,7 @@
     <w:r>
       <w:tab/>
       <w:tab/>
-      <w:t>2026-09-17</w:t>
+      <w:t>2026-09-18</w:t>
       <w:br/>
       <w:br/>
     </w:r>

--- a/tillsyn/A 27557-2025 tillsynsbegäran.docx
+++ b/tillsyn/A 27557-2025 tillsynsbegäran.docx
@@ -1350,7 +1350,7 @@
     <w:r>
       <w:tab/>
       <w:tab/>
-      <w:t>2026-09-18</w:t>
+      <w:t>2026-09-19</w:t>
       <w:br/>
       <w:br/>
     </w:r>

--- a/tillsyn/A 27557-2025 tillsynsbegäran.docx
+++ b/tillsyn/A 27557-2025 tillsynsbegäran.docx
@@ -1350,7 +1350,7 @@
     <w:r>
       <w:tab/>
       <w:tab/>
-      <w:t>2026-09-19</w:t>
+      <w:t>2026-09-21</w:t>
       <w:br/>
       <w:br/>
     </w:r>

--- a/tillsyn/A 27557-2025 tillsynsbegäran.docx
+++ b/tillsyn/A 27557-2025 tillsynsbegäran.docx
@@ -1350,7 +1350,7 @@
     <w:r>
       <w:tab/>
       <w:tab/>
-      <w:t>2026-09-21</w:t>
+      <w:t>2026-09-23</w:t>
       <w:br/>
       <w:br/>
     </w:r>

--- a/tillsyn/A 27557-2025 tillsynsbegäran.docx
+++ b/tillsyn/A 27557-2025 tillsynsbegäran.docx
@@ -1350,7 +1350,7 @@
     <w:r>
       <w:tab/>
       <w:tab/>
-      <w:t>2026-09-23</w:t>
+      <w:t>2026-09-24</w:t>
       <w:br/>
       <w:br/>
     </w:r>

--- a/tillsyn/A 27557-2025 tillsynsbegäran.docx
+++ b/tillsyn/A 27557-2025 tillsynsbegäran.docx
@@ -1350,7 +1350,7 @@
     <w:r>
       <w:tab/>
       <w:tab/>
-      <w:t>2026-09-24</w:t>
+      <w:t>2026-09-25</w:t>
       <w:br/>
       <w:br/>
     </w:r>

--- a/tillsyn/A 27557-2025 tillsynsbegäran.docx
+++ b/tillsyn/A 27557-2025 tillsynsbegäran.docx
@@ -1350,7 +1350,7 @@
     <w:r>
       <w:tab/>
       <w:tab/>
-      <w:t>2026-09-25</w:t>
+      <w:t>2026-09-26</w:t>
       <w:br/>
       <w:br/>
     </w:r>

--- a/tillsyn/A 27557-2025 tillsynsbegäran.docx
+++ b/tillsyn/A 27557-2025 tillsynsbegäran.docx
@@ -1350,7 +1350,7 @@
     <w:r>
       <w:tab/>
       <w:tab/>
-      <w:t>2026-09-26</w:t>
+      <w:t>2026-09-27</w:t>
       <w:br/>
       <w:br/>
     </w:r>

--- a/tillsyn/A 27557-2025 tillsynsbegäran.docx
+++ b/tillsyn/A 27557-2025 tillsynsbegäran.docx
@@ -1350,7 +1350,7 @@
     <w:r>
       <w:tab/>
       <w:tab/>
-      <w:t>2026-09-27</w:t>
+      <w:t>2026-09-28</w:t>
       <w:br/>
       <w:br/>
     </w:r>

--- a/tillsyn/A 27557-2025 tillsynsbegäran.docx
+++ b/tillsyn/A 27557-2025 tillsynsbegäran.docx
@@ -1350,7 +1350,7 @@
     <w:r>
       <w:tab/>
       <w:tab/>
-      <w:t>2026-09-28</w:t>
+      <w:t>2026-09-29</w:t>
       <w:br/>
       <w:br/>
     </w:r>

--- a/tillsyn/A 27557-2025 tillsynsbegäran.docx
+++ b/tillsyn/A 27557-2025 tillsynsbegäran.docx
@@ -1350,7 +1350,7 @@
     <w:r>
       <w:tab/>
       <w:tab/>
-      <w:t>2026-09-29</w:t>
+      <w:t>2026-09-30</w:t>
       <w:br/>
       <w:br/>
     </w:r>

--- a/tillsyn/A 27557-2025 tillsynsbegäran.docx
+++ b/tillsyn/A 27557-2025 tillsynsbegäran.docx
@@ -1350,7 +1350,7 @@
     <w:r>
       <w:tab/>
       <w:tab/>
-      <w:t>2026-09-30</w:t>
+      <w:t>2026-10-01</w:t>
       <w:br/>
       <w:br/>
     </w:r>

--- a/tillsyn/A 27557-2025 tillsynsbegäran.docx
+++ b/tillsyn/A 27557-2025 tillsynsbegäran.docx
@@ -1350,7 +1350,7 @@
     <w:r>
       <w:tab/>
       <w:tab/>
-      <w:t>2026-10-01</w:t>
+      <w:t>2026-10-02</w:t>
       <w:br/>
       <w:br/>
     </w:r>

--- a/tillsyn/A 27557-2025 tillsynsbegäran.docx
+++ b/tillsyn/A 27557-2025 tillsynsbegäran.docx
@@ -1350,7 +1350,7 @@
     <w:r>
       <w:tab/>
       <w:tab/>
-      <w:t>2026-10-02</w:t>
+      <w:t>2026-10-03</w:t>
       <w:br/>
       <w:br/>
     </w:r>

--- a/tillsyn/A 27557-2025 tillsynsbegäran.docx
+++ b/tillsyn/A 27557-2025 tillsynsbegäran.docx
@@ -1350,7 +1350,7 @@
     <w:r>
       <w:tab/>
       <w:tab/>
-      <w:t>2026-10-03</w:t>
+      <w:t>2026-10-04</w:t>
       <w:br/>
       <w:br/>
     </w:r>

--- a/tillsyn/A 27557-2025 tillsynsbegäran.docx
+++ b/tillsyn/A 27557-2025 tillsynsbegäran.docx
@@ -1350,7 +1350,7 @@
     <w:r>
       <w:tab/>
       <w:tab/>
-      <w:t>2026-10-04</w:t>
+      <w:t>2026-10-05</w:t>
       <w:br/>
       <w:br/>
     </w:r>

--- a/tillsyn/A 27557-2025 tillsynsbegäran.docx
+++ b/tillsyn/A 27557-2025 tillsynsbegäran.docx
@@ -1350,7 +1350,7 @@
     <w:r>
       <w:tab/>
       <w:tab/>
-      <w:t>2026-10-05</w:t>
+      <w:t>2026-10-06</w:t>
       <w:br/>
       <w:br/>
     </w:r>

--- a/tillsyn/A 27557-2025 tillsynsbegäran.docx
+++ b/tillsyn/A 27557-2025 tillsynsbegäran.docx
@@ -1350,7 +1350,7 @@
     <w:r>
       <w:tab/>
       <w:tab/>
-      <w:t>2026-10-06</w:t>
+      <w:t>2026-10-07</w:t>
       <w:br/>
       <w:br/>
     </w:r>

--- a/tillsyn/A 27557-2025 tillsynsbegäran.docx
+++ b/tillsyn/A 27557-2025 tillsynsbegäran.docx
@@ -1350,7 +1350,7 @@
     <w:r>
       <w:tab/>
       <w:tab/>
-      <w:t>2026-10-07</w:t>
+      <w:t>2026-10-08</w:t>
       <w:br/>
       <w:br/>
     </w:r>

--- a/tillsyn/A 27557-2025 tillsynsbegäran.docx
+++ b/tillsyn/A 27557-2025 tillsynsbegäran.docx
@@ -1350,7 +1350,7 @@
     <w:r>
       <w:tab/>
       <w:tab/>
-      <w:t>2026-10-08</w:t>
+      <w:t>2026-10-09</w:t>
       <w:br/>
       <w:br/>
     </w:r>

--- a/tillsyn/A 27557-2025 tillsynsbegäran.docx
+++ b/tillsyn/A 27557-2025 tillsynsbegäran.docx
@@ -1350,7 +1350,7 @@
     <w:r>
       <w:tab/>
       <w:tab/>
-      <w:t>2026-10-09</w:t>
+      <w:t>2026-10-10</w:t>
       <w:br/>
       <w:br/>
     </w:r>

--- a/tillsyn/A 27557-2025 tillsynsbegäran.docx
+++ b/tillsyn/A 27557-2025 tillsynsbegäran.docx
@@ -1350,7 +1350,7 @@
     <w:r>
       <w:tab/>
       <w:tab/>
-      <w:t>2026-10-10</w:t>
+      <w:t>2026-10-11</w:t>
       <w:br/>
       <w:br/>
     </w:r>

--- a/tillsyn/A 27557-2025 tillsynsbegäran.docx
+++ b/tillsyn/A 27557-2025 tillsynsbegäran.docx
@@ -1350,7 +1350,7 @@
     <w:r>
       <w:tab/>
       <w:tab/>
-      <w:t>2026-10-11</w:t>
+      <w:t>2026-10-12</w:t>
       <w:br/>
       <w:br/>
     </w:r>

--- a/tillsyn/A 27557-2025 tillsynsbegäran.docx
+++ b/tillsyn/A 27557-2025 tillsynsbegäran.docx
@@ -1350,7 +1350,7 @@
     <w:r>
       <w:tab/>
       <w:tab/>
-      <w:t>2026-10-12</w:t>
+      <w:t>2026-10-13</w:t>
       <w:br/>
       <w:br/>
     </w:r>

--- a/tillsyn/A 27557-2025 tillsynsbegäran.docx
+++ b/tillsyn/A 27557-2025 tillsynsbegäran.docx
@@ -1350,7 +1350,7 @@
     <w:r>
       <w:tab/>
       <w:tab/>
-      <w:t>2026-10-13</w:t>
+      <w:t>2026-10-14</w:t>
       <w:br/>
       <w:br/>
     </w:r>

--- a/tillsyn/A 27557-2025 tillsynsbegäran.docx
+++ b/tillsyn/A 27557-2025 tillsynsbegäran.docx
@@ -1350,7 +1350,7 @@
     <w:r>
       <w:tab/>
       <w:tab/>
-      <w:t>2026-10-14</w:t>
+      <w:t>2026-10-15</w:t>
       <w:br/>
       <w:br/>
     </w:r>

--- a/tillsyn/A 27557-2025 tillsynsbegäran.docx
+++ b/tillsyn/A 27557-2025 tillsynsbegäran.docx
@@ -1350,7 +1350,7 @@
     <w:r>
       <w:tab/>
       <w:tab/>
-      <w:t>2026-10-15</w:t>
+      <w:t>2026-10-16</w:t>
       <w:br/>
       <w:br/>
     </w:r>

--- a/tillsyn/A 27557-2025 tillsynsbegäran.docx
+++ b/tillsyn/A 27557-2025 tillsynsbegäran.docx
@@ -1350,7 +1350,7 @@
     <w:r>
       <w:tab/>
       <w:tab/>
-      <w:t>2026-10-16</w:t>
+      <w:t>2026-10-17</w:t>
       <w:br/>
       <w:br/>
     </w:r>

--- a/tillsyn/A 27557-2025 tillsynsbegäran.docx
+++ b/tillsyn/A 27557-2025 tillsynsbegäran.docx
@@ -1350,7 +1350,7 @@
     <w:r>
       <w:tab/>
       <w:tab/>
-      <w:t>2026-10-17</w:t>
+      <w:t>2026-10-18</w:t>
       <w:br/>
       <w:br/>
     </w:r>

--- a/tillsyn/A 27557-2025 tillsynsbegäran.docx
+++ b/tillsyn/A 27557-2025 tillsynsbegäran.docx
@@ -1350,7 +1350,7 @@
     <w:r>
       <w:tab/>
       <w:tab/>
-      <w:t>2026-10-18</w:t>
+      <w:t>2026-10-19</w:t>
       <w:br/>
       <w:br/>
     </w:r>

--- a/tillsyn/A 27557-2025 tillsynsbegäran.docx
+++ b/tillsyn/A 27557-2025 tillsynsbegäran.docx
@@ -1350,7 +1350,7 @@
     <w:r>
       <w:tab/>
       <w:tab/>
-      <w:t>2026-10-19</w:t>
+      <w:t>2026-10-20</w:t>
       <w:br/>
       <w:br/>
     </w:r>

--- a/tillsyn/A 27557-2025 tillsynsbegäran.docx
+++ b/tillsyn/A 27557-2025 tillsynsbegäran.docx
@@ -22,7 +22,7 @@
       <w:r>
         <w:drawing>
           <wp:inline xmlns:a="http://schemas.openxmlformats.org/drawingml/2006/main" xmlns:pic="http://schemas.openxmlformats.org/drawingml/2006/picture">
-            <wp:extent cx="5486400" cy="5501483"/>
+            <wp:extent cx="5486400" cy="5627802"/>
             <wp:docPr id="1" name="Picture 1"/>
             <wp:cNvGraphicFramePr>
               <a:graphicFrameLocks noChangeAspect="1"/>
@@ -43,7 +43,7 @@
                   <pic:spPr>
                     <a:xfrm>
                       <a:off x="0" y="0"/>
-                      <a:ext cx="5486400" cy="5501483"/>
+                      <a:ext cx="5486400" cy="5627802"/>
                     </a:xfrm>
                     <a:prstGeom prst="rect"/>
                   </pic:spPr>
@@ -65,7 +65,7 @@
     </w:p>
     <w:p>
       <w:r>
-        <w:t>I och inom 14 meter från avverkningsanmälan finns fynd av 14 naturvårdsarter, varav 8 är rödlistade, 4 är fridlysta, 11 är typiska (T) och 4 är signalarter (S): finporing (VU), garnlav (VU, T), gränsticka (VU, T), ostticka (VU, T), harticka (NT, T), koralltaggsvamp (NT, T), talltita (NT, §4), tretåig hackspett (NT, T, §4), kransrams (S, T), luddlav (S, T), stuplav (S, T), trådticka (S, T), spillkråka (T, §4) och skogsrör (§7). Se Figur 1.</w:t>
+        <w:t>I och inom 14 meter från avverkningsanmälan finns fynd av 23 naturvårdsarter, varav 16 är rödlistade, 4 är fridlysta, 17 är typiska (T) och 5 är signalarter (S): finporing (VU), garnlav (VU, T), gränsticka (VU, T), ostticka (VU, T), skuggnål (VU), vitskaftad svartspik (VU, T), gammelgransskål (NT, T), harticka (NT, T), koralltaggsvamp (NT, T), liten svartspik (NT), rosenticka (NT, T), rödbrun blekspik (NT, T), talltita (NT, §4), tretåig hackspett (NT, T, §4), ullticka (NT, T), vitgrynig nållav (NT), blodticka (S, T), kransrams (S, T), luddlav (S, T), stuplav (S, T), trådticka (S, T), spillkråka (T, §4) och skogsrör (§7). Se Figur 1.</w:t>
       </w:r>
     </w:p>
     <w:p>
@@ -198,6 +198,57 @@
         <w:rPr>
           <w:b/>
         </w:rPr>
+        <w:t xml:space="preserve">Skuggnål (VU) </w:t>
+      </w:r>
+      <w:r>
+        <w:t>växer främst vid basen av gamla grova granar i gamla boreala barrskogar med hög bonitet och mycket hög luftfuktighet. Minskningstakten har uppgått till 30 (20–50) % under de senaste 50 åren och överstiger gränsvärdet för Sårbar (VU) enligt A-kriteriet. (A2bc+4bc). Vid skogliga inventeringar är skuggnål en art som måste eftersökas och dess växtplatser ska bedömas som nyckelbiotoper (SLU Artdatabanken, 2024).</w:t>
+      </w:r>
+    </w:p>
+    <w:p>
+      <w:r>
+        <w:rPr>
+          <w:b/>
+        </w:rPr>
+        <w:t>Vitskaftad svartspik (VU)</w:t>
+      </w:r>
+      <w:r>
+        <w:t xml:space="preserve"> förekommer främst i naturskog på gamla senvuxna granar och signalerar alltid höga naturvärden. Alla skogliga åtgärder som kan påverka markvatten och luftfuktighet på i närheten av lokaler utgör ett hot. Avverkning av naturskogar utgör ett allvarligt hot och alla skogsskötselåtgärder på eller i närheten av växtplatserna bör undvikas. Lämpligt stora reservat av naturskogstyp bör bevaras. Vitskaftad svartspik är typisk art för </w:t>
+      </w:r>
+      <w:r>
+        <w:rPr>
+          <w:i/>
+        </w:rPr>
+        <w:t>9010 Taiga</w:t>
+      </w:r>
+      <w:r>
+        <w:t xml:space="preserve"> (SLU Artdatabanken, 2026; Nitare &amp; Skogsstyrelsen, 2019).</w:t>
+      </w:r>
+    </w:p>
+    <w:p>
+      <w:r>
+        <w:rPr>
+          <w:b/>
+        </w:rPr>
+        <w:t>Gammelgransskål (NT)</w:t>
+      </w:r>
+      <w:r>
+        <w:t xml:space="preserve"> är en liten skålsvamp som växer på gamla granar med skrovlig bark. Typiska växtplatser är gransumpskog i myrkanter, bäckdråg, bäckraviner och skuggiga bergssluttningar, men också skog på torrare mark kan hysa arten om beståndet har stark naturskogskaraktär. Bestånd med arten bör behandlas som nyckelbiotoper och sparas vid en slutavverkning. Även gallring bör undvikas. Gammelgransskål är typisk art för </w:t>
+      </w:r>
+      <w:r>
+        <w:rPr>
+          <w:i/>
+        </w:rPr>
+        <w:t>9010 Taiga</w:t>
+      </w:r>
+      <w:r>
+        <w:t xml:space="preserve"> (SLU Artdatabanken, 2024; Nitare &amp; Skogsstyrelsen, 2019).</w:t>
+      </w:r>
+    </w:p>
+    <w:p>
+      <w:r>
+        <w:rPr>
+          <w:b/>
+        </w:rPr>
         <w:t>Harticka (NT)</w:t>
       </w:r>
       <w:r>
@@ -256,6 +307,75 @@
         <w:rPr>
           <w:b/>
         </w:rPr>
+        <w:t>Liten svartspik (NT)</w:t>
+      </w:r>
+      <w:r>
+        <w:t xml:space="preserve"> växer på granbark i boreala barrskogar med lång trädkontinuitet och hög luftfuktighet. Orsaken till tillbakagången beror på främst på slutavverkningar av naturskogsartade granskogar. Bestånd med riklig förekomst av liten svartspik bör regelmässigt sparas. Naturhänsyn i samband med slutavverkning måste ske så att man undviker uttorkningseffekter (SLU Artdatabanken, 2024).</w:t>
+      </w:r>
+    </w:p>
+    <w:p>
+      <w:r>
+        <w:rPr>
+          <w:b/>
+        </w:rPr>
+        <w:t>Rosenticka (NT)</w:t>
+      </w:r>
+      <w:r>
+        <w:t xml:space="preserve">, rödlistad som nära hotad, ingår i en karaktäristisk association av vedsvampar som växer på gamla, grova granlågor i urskogsartade barrskogar. Den är placerad i toppen av Skogsstyrelsens värdepyramid för bedömning av skog med höga naturvärden och indikerar ett granskogsekosystem med långvarig kontinuitet av grova lågor. Artens beroende av grova granlågor innebär att alla skogsskötselåtgärder på eller i omedelbar närhet av lokalerna utgör ett hot på lång sikt. Det är angeläget att populationerna inte ytterligare glesas ut och ett tillräckligt antal områden där arten nu finns måste sparas för framtiden. Rosenticka är typisk art för </w:t>
+      </w:r>
+      <w:r>
+        <w:rPr>
+          <w:i/>
+        </w:rPr>
+        <w:t xml:space="preserve">9010 Taiga </w:t>
+      </w:r>
+      <w:r>
+        <w:t xml:space="preserve">och </w:t>
+      </w:r>
+      <w:r>
+        <w:rPr>
+          <w:i/>
+        </w:rPr>
+        <w:t>9050 Näringsrik granskog</w:t>
+      </w:r>
+      <w:r>
+        <w:t xml:space="preserve"> (Nitare &amp; Skogsstyrelsen, 2019; SLU Artdatabanken, 2024).</w:t>
+      </w:r>
+    </w:p>
+    <w:p>
+      <w:r>
+        <w:rPr>
+          <w:b/>
+        </w:rPr>
+        <w:t>Rödbrun blekspik (NT)</w:t>
+      </w:r>
+      <w:r>
+        <w:t xml:space="preserve"> växer i norra Sverige på bark och ved av björk och gran i skogar med hög och jämn luftfuktighet. I södra Sverige växer den främst på ek i öppna åldriga lövskogar. I norra delen av sitt utbredningsområde hotas arten av slutavverkningar av gamla granskogar. I den södra delen av landet hotas den genom de åldriga lövskogarnas tillbakagång och särskilt ekhagarnas igenväxning och genom plantering av sådan mark med barrskog. Rödbrun blekspik är typisk art för </w:t>
+      </w:r>
+      <w:r>
+        <w:rPr>
+          <w:i/>
+        </w:rPr>
+        <w:t xml:space="preserve">9010 Taiga, 9020 Nordlig ädellövskog, 9070 Trädklädd betesmark, 9160 Näringsrik ekskog </w:t>
+      </w:r>
+      <w:r>
+        <w:t xml:space="preserve">och </w:t>
+      </w:r>
+      <w:r>
+        <w:rPr>
+          <w:i/>
+        </w:rPr>
+        <w:t>9180 Ädellövskog i branter</w:t>
+      </w:r>
+      <w:r>
+        <w:t xml:space="preserve"> och signalerar alltid höga naturvärden (SLU Artdatabanken, 2024; Nitare &amp; Skogsstyrelsen, 2019).</w:t>
+      </w:r>
+    </w:p>
+    <w:p>
+      <w:r>
+        <w:rPr>
+          <w:b/>
+        </w:rPr>
         <w:t>Talltita (NT, §4)</w:t>
       </w:r>
       <w:r>
@@ -289,6 +409,93 @@
       </w:r>
       <w:r>
         <w:t xml:space="preserve"> (Skogsstyrelsen, 2016; SLU Artdatabanken, 2024).</w:t>
+      </w:r>
+    </w:p>
+    <w:p>
+      <w:r>
+        <w:rPr>
+          <w:b/>
+        </w:rPr>
+        <w:t>Ullticka (NT)</w:t>
+      </w:r>
+      <w:r>
+        <w:t xml:space="preserve"> är knuten till restbestånd av barrnaturskog och förekommer med ett tydligt optimum i orörda eller måttligt påverkade gamla granskogar där det föreligger viss kontinuitet av grov död ved. Ullticka är en bra signalart inom hela sitt utbredningsområde och i södra Sverige är den sällsynt och en god signalart för skyddsvärda granskogsmiljöer. Den hotas av avverkning och fragmentering av naturskog och äldre granskog med lång trädkontinuitet. På ullticka kan ibland ulltickeporing (VU) påträffas - det är en sällsynt ticka som nyligen delats upp i de tre olika arterna ulltickeporing </w:t>
+      </w:r>
+      <w:r>
+        <w:rPr>
+          <w:i/>
+        </w:rPr>
+        <w:t xml:space="preserve">Skeletocutis brevispora </w:t>
+      </w:r>
+      <w:r>
+        <w:t>(VU)</w:t>
+      </w:r>
+      <w:r>
+        <w:rPr>
+          <w:i/>
+        </w:rPr>
+        <w:t>, Skeletocutis delicata</w:t>
+      </w:r>
+      <w:r>
+        <w:t xml:space="preserve"> (VU)</w:t>
+      </w:r>
+      <w:r>
+        <w:rPr>
+          <w:i/>
+        </w:rPr>
+        <w:t xml:space="preserve"> och Skeletocutis exilis</w:t>
+      </w:r>
+      <w:r>
+        <w:t xml:space="preserve"> (NT). Ullticka är typisk art för </w:t>
+      </w:r>
+      <w:r>
+        <w:rPr>
+          <w:i/>
+        </w:rPr>
+        <w:t xml:space="preserve">9010 Taiga, 9050 Näringsrik granskog </w:t>
+      </w:r>
+      <w:r>
+        <w:t xml:space="preserve">och </w:t>
+      </w:r>
+      <w:r>
+        <w:rPr>
+          <w:i/>
+        </w:rPr>
+        <w:t>9030 Landhöjningsskog</w:t>
+      </w:r>
+      <w:r>
+        <w:t xml:space="preserve"> (SLU Artdatabanken, 2026; Nitare &amp; Skogsstyrelsen, 2019; Miettinen &amp; Niemelä, 2018).</w:t>
+      </w:r>
+    </w:p>
+    <w:p>
+      <w:r>
+        <w:rPr>
+          <w:b/>
+        </w:rPr>
+        <w:t>Vitgrynig nållav (NT)</w:t>
+      </w:r>
+      <w:r>
+        <w:t xml:space="preserve"> växer nästan uteslutande på bark av gamla, senvuxna granar i skuggiga lägen med hög och jämn luftfuktighet. Den vanligaste naturtypen för arten är kontinuitetsskogar på frisk mark men den finns också i sumpgranskogar. På lång sikt utgör avverkningar av olikåldriga granskogar av naturskogskaraktär ett allvarligt hot mot arten och skogsbruksåtgärder på eller i närheten av växtplatserna bör undvikas. Naturskogsartade, fuktiga granskogar med förekomster av arten signalerar höga biologiska värden och bör bevaras (SLU Artdatabanken, 2024; Nitare &amp; Skogsstyrelsen, 2019).</w:t>
+      </w:r>
+    </w:p>
+    <w:p>
+      <w:r>
+        <w:rPr>
+          <w:b/>
+        </w:rPr>
+        <w:t xml:space="preserve">Blodticka </w:t>
+      </w:r>
+      <w:r>
+        <w:t xml:space="preserve">är i norra Sverige främst knuten till grova granlågor i urskogsartad barrskog, men förekommer ibland även på klenare granar i anslutning till bäckar och sumpskogar. Den är en bra indikator på granskogar med höga naturvärden och oftast förekommer den tillsammans med ett stort antal ovanliga och rödlistade arter. I södra Sverige växer den framför allt på tall och har då ett lägre signalvärde. Blodticka är typisk art för </w:t>
+      </w:r>
+      <w:r>
+        <w:rPr>
+          <w:i/>
+        </w:rPr>
+        <w:t>9030 Landhöjningsskog</w:t>
+      </w:r>
+      <w:r>
+        <w:t xml:space="preserve"> (SLU Artdatabanken, 2025; Nitare &amp; Skogsstyrelsen, 2019).</w:t>
       </w:r>
     </w:p>
     <w:p>
@@ -511,7 +718,7 @@
     </w:p>
     <w:p>
       <w:r>
-        <w:t>Följande typiska arter har sina livsmiljöer och växtplatser i den avverkningsanmälda skogen: garnlav (VU, T), gränsticka (VU, T), ostticka (VU, T), harticka (NT, T), koralltaggsvamp (NT, T), tretåig hackspett (NT, T, §4), kransrams (S, T), luddlav (S, T), stuplav (S, T), trådticka (S, T) och spillkråka (T, §4).</w:t>
+        <w:t>Följande typiska arter har sina livsmiljöer och växtplatser i den avverkningsanmälda skogen: garnlav (VU, T), gränsticka (VU, T), ostticka (VU, T), vitskaftad svartspik (VU, T), gammelgransskål (NT, T), harticka (NT, T), koralltaggsvamp (NT, T), rosenticka (NT, T), rödbrun blekspik (NT, T), tretåig hackspett (NT, T, §4), ullticka (NT, T), blodticka (S, T), kransrams (S, T), luddlav (S, T), stuplav (S, T), trådticka (S, T) och spillkråka (T, §4).</w:t>
       </w:r>
     </w:p>
     <w:p>
@@ -1350,7 +1557,7 @@
     <w:r>
       <w:tab/>
       <w:tab/>
-      <w:t>2026-10-20</w:t>
+      <w:t>2026-10-21</w:t>
       <w:br/>
       <w:br/>
     </w:r>

--- a/tillsyn/A 27557-2025 tillsynsbegäran.docx
+++ b/tillsyn/A 27557-2025 tillsynsbegäran.docx
@@ -1557,7 +1557,7 @@
     <w:r>
       <w:tab/>
       <w:tab/>
-      <w:t>2026-10-21</w:t>
+      <w:t>2026-10-22</w:t>
       <w:br/>
       <w:br/>
     </w:r>

--- a/tillsyn/A 27557-2025 tillsynsbegäran.docx
+++ b/tillsyn/A 27557-2025 tillsynsbegäran.docx
@@ -1557,7 +1557,7 @@
     <w:r>
       <w:tab/>
       <w:tab/>
-      <w:t>2026-10-22</w:t>
+      <w:t>2026-10-23</w:t>
       <w:br/>
       <w:br/>
     </w:r>

--- a/tillsyn/A 27557-2025 tillsynsbegäran.docx
+++ b/tillsyn/A 27557-2025 tillsynsbegäran.docx
@@ -1557,7 +1557,7 @@
     <w:r>
       <w:tab/>
       <w:tab/>
-      <w:t>2026-10-23</w:t>
+      <w:t>2026-10-24</w:t>
       <w:br/>
       <w:br/>
     </w:r>

--- a/tillsyn/A 27557-2025 tillsynsbegäran.docx
+++ b/tillsyn/A 27557-2025 tillsynsbegäran.docx
@@ -1557,7 +1557,7 @@
     <w:r>
       <w:tab/>
       <w:tab/>
-      <w:t>2026-10-24</w:t>
+      <w:t>2026-10-25</w:t>
       <w:br/>
       <w:br/>
     </w:r>

--- a/tillsyn/A 27557-2025 tillsynsbegäran.docx
+++ b/tillsyn/A 27557-2025 tillsynsbegäran.docx
@@ -1557,7 +1557,7 @@
     <w:r>
       <w:tab/>
       <w:tab/>
-      <w:t>2026-10-25</w:t>
+      <w:t>2026-10-26</w:t>
       <w:br/>
       <w:br/>
     </w:r>

--- a/tillsyn/A 27557-2025 tillsynsbegäran.docx
+++ b/tillsyn/A 27557-2025 tillsynsbegäran.docx
@@ -1557,7 +1557,7 @@
     <w:r>
       <w:tab/>
       <w:tab/>
-      <w:t>2026-10-26</w:t>
+      <w:t>2026-10-27</w:t>
       <w:br/>
       <w:br/>
     </w:r>

--- a/tillsyn/A 27557-2025 tillsynsbegäran.docx
+++ b/tillsyn/A 27557-2025 tillsynsbegäran.docx
@@ -1557,7 +1557,7 @@
     <w:r>
       <w:tab/>
       <w:tab/>
-      <w:t>2026-10-27</w:t>
+      <w:t>2026-10-28</w:t>
       <w:br/>
       <w:br/>
     </w:r>

--- a/tillsyn/A 27557-2025 tillsynsbegäran.docx
+++ b/tillsyn/A 27557-2025 tillsynsbegäran.docx
@@ -1557,7 +1557,7 @@
     <w:r>
       <w:tab/>
       <w:tab/>
-      <w:t>2026-10-28</w:t>
+      <w:t>2026-10-29</w:t>
       <w:br/>
       <w:br/>
     </w:r>

--- a/tillsyn/A 27557-2025 tillsynsbegäran.docx
+++ b/tillsyn/A 27557-2025 tillsynsbegäran.docx
@@ -1557,7 +1557,7 @@
     <w:r>
       <w:tab/>
       <w:tab/>
-      <w:t>2026-10-29</w:t>
+      <w:t>2026-10-31</w:t>
       <w:br/>
       <w:br/>
     </w:r>
